--- a/output/tables/table_summary.docx
+++ b/output/tables/table_summary.docx
@@ -65,7 +65,7 @@
           <w:sz w:val="20"/>
           <w:color w:val="333333"/>
         </w:rPr>
-        <w:t xml:space="default">Tübingen, Germany (48.5°N, 9.1°E), TZ: Europe/Berlin</w:t>
+        <w:t xml:space="default">Tübingen, Germany, 48.5°N, 9.1°E, TZ: Europe/Berlin</w:t>
       </w:r>
     </w:p>
     <w:tbl xmlns:w="http://schemas.openxmlformats.org/wordprocessingml/2006/main" xmlns:wp="http://schemas.openxmlformats.org/drawingml/2006/wordprocessingDrawing" xmlns:r="http://schemas.openxmlformats.org/officeDocument/2006/relationships" xmlns:w14="http://schemas.microsoft.com/office/word/2010/wordml">
@@ -161,7 +161,7 @@
                 <w:rFonts w:ascii="Calibri" w:hAnsi="Calibri"/>
                 <w:sz w:val="20"/>
               </w:rPr>
-              <w:t xml:space="default"/>
+              <w:t xml:space="preserve">Participants</w:t>
             </w:r>
           </w:p>
         </w:tc>
@@ -262,31 +262,31 @@
                 <w:rFonts w:ascii="Calibri" w:hAnsi="Calibri"/>
                 <w:sz w:val="20"/>
               </w:rPr>
-              <w:t xml:space="default"/>
-            </w:r>
-          </w:p>
-        </w:tc>
-        <w:tc>
-          <w:tcPr>
-            <w:tcBorders>
-              <w:top w:val="single" w:space="0" w:color="D3D3D3"/>
-              <w:bottom w:val="single" w:space="0" w:color="D3D3D3"/>
-              <w:start w:val="single" w:space="0" w:color="D3D3D3"/>
-              <w:end w:val="single" w:space="0" w:color="D3D3D3"/>
-            </w:tcBorders>
-          </w:tcPr>
-          <w:p>
-            <w:pPr>
-              <w:spacing w:before="0" w:after="60"/>
-              <w:keepNext/>
-              <w:jc w:val="start"/>
-            </w:pPr>
-            <w:r>
-              <w:rPr>
-                <w:rFonts w:ascii="Calibri" w:hAnsi="Calibri"/>
-                <w:sz w:val="20"/>
-              </w:rPr>
-              <w:t xml:space="default">&lt;strong&gt;208&lt;/strong&gt; </w:t>
+              <w:t xml:space="preserve">Participant-days</w:t>
+            </w:r>
+          </w:p>
+        </w:tc>
+        <w:tc>
+          <w:tcPr>
+            <w:tcBorders>
+              <w:top w:val="single" w:space="0" w:color="D3D3D3"/>
+              <w:bottom w:val="single" w:space="0" w:color="D3D3D3"/>
+              <w:start w:val="single" w:space="0" w:color="D3D3D3"/>
+              <w:end w:val="single" w:space="0" w:color="D3D3D3"/>
+            </w:tcBorders>
+          </w:tcPr>
+          <w:p>
+            <w:pPr>
+              <w:spacing w:before="0" w:after="60"/>
+              <w:keepNext/>
+              <w:jc w:val="start"/>
+            </w:pPr>
+            <w:r>
+              <w:rPr>
+                <w:rFonts w:ascii="Calibri" w:hAnsi="Calibri"/>
+                <w:sz w:val="20"/>
+              </w:rPr>
+              <w:t xml:space="default">&lt;strong&gt;208&lt;/strong&gt; (8 - 8)</w:t>
             </w:r>
           </w:p>
         </w:tc>
@@ -363,31 +363,31 @@
                 <w:rFonts w:ascii="Calibri" w:hAnsi="Calibri"/>
                 <w:sz w:val="20"/>
               </w:rPr>
-              <w:t xml:space="default"/>
-            </w:r>
-          </w:p>
-        </w:tc>
-        <w:tc>
-          <w:tcPr>
-            <w:tcBorders>
-              <w:top w:val="single" w:space="0" w:color="D3D3D3"/>
-              <w:bottom w:val="single" w:space="0" w:color="D3D3D3"/>
-              <w:start w:val="single" w:space="0" w:color="D3D3D3"/>
-              <w:end w:val="single" w:space="0" w:color="D3D3D3"/>
-            </w:tcBorders>
-          </w:tcPr>
-          <w:p>
-            <w:pPr>
-              <w:spacing w:before="0" w:after="60"/>
-              <w:keepNext/>
-              <w:jc w:val="start"/>
-            </w:pPr>
-            <w:r>
-              <w:rPr>
-                <w:rFonts w:ascii="Calibri" w:hAnsi="Calibri"/>
-                <w:sz w:val="20"/>
-              </w:rPr>
-              <w:t xml:space="default">&lt;strong&gt;156&lt;/strong&gt; </w:t>
+              <w:t xml:space="preserve">Days ≥80% complete</w:t>
+            </w:r>
+          </w:p>
+        </w:tc>
+        <w:tc>
+          <w:tcPr>
+            <w:tcBorders>
+              <w:top w:val="single" w:space="0" w:color="D3D3D3"/>
+              <w:bottom w:val="single" w:space="0" w:color="D3D3D3"/>
+              <w:start w:val="single" w:space="0" w:color="D3D3D3"/>
+              <w:end w:val="single" w:space="0" w:color="D3D3D3"/>
+            </w:tcBorders>
+          </w:tcPr>
+          <w:p>
+            <w:pPr>
+              <w:spacing w:before="0" w:after="60"/>
+              <w:keepNext/>
+              <w:jc w:val="start"/>
+            </w:pPr>
+            <w:r>
+              <w:rPr>
+                <w:rFonts w:ascii="Calibri" w:hAnsi="Calibri"/>
+                <w:sz w:val="20"/>
+              </w:rPr>
+              <w:t xml:space="default">&lt;strong&gt;156&lt;/strong&gt; (6 - 6)</w:t>
             </w:r>
           </w:p>
         </w:tc>
@@ -464,31 +464,31 @@
                 <w:rFonts w:ascii="Calibri" w:hAnsi="Calibri"/>
                 <w:sz w:val="20"/>
               </w:rPr>
-              <w:t xml:space="default"/>
-            </w:r>
-          </w:p>
-        </w:tc>
-        <w:tc>
-          <w:tcPr>
-            <w:tcBorders>
-              <w:top w:val="single" w:space="0" w:color="D3D3D3"/>
-              <w:bottom w:val="single" w:space="0" w:color="D3D3D3"/>
-              <w:start w:val="single" w:space="0" w:color="D3D3D3"/>
-              <w:end w:val="single" w:space="0" w:color="D3D3D3"/>
-            </w:tcBorders>
-          </w:tcPr>
-          <w:p>
-            <w:pPr>
-              <w:spacing w:before="0" w:after="60"/>
-              <w:keepNext/>
-              <w:jc w:val="start"/>
-            </w:pPr>
-            <w:r>
-              <w:rPr>
-                <w:rFonts w:ascii="Calibri" w:hAnsi="Calibri"/>
-                <w:sz w:val="20"/>
-              </w:rPr>
-              <w:t xml:space="default">&lt;strong&gt;13.28%&lt;/strong&gt; (12.44% - 14.35%)</w:t>
+              <w:t xml:space="preserve">Missing/Irregular</w:t>
+            </w:r>
+          </w:p>
+        </w:tc>
+        <w:tc>
+          <w:tcPr>
+            <w:tcBorders>
+              <w:top w:val="single" w:space="0" w:color="D3D3D3"/>
+              <w:bottom w:val="single" w:space="0" w:color="D3D3D3"/>
+              <w:start w:val="single" w:space="0" w:color="D3D3D3"/>
+              <w:end w:val="single" w:space="0" w:color="D3D3D3"/>
+            </w:tcBorders>
+          </w:tcPr>
+          <w:p>
+            <w:pPr>
+              <w:spacing w:before="0" w:after="60"/>
+              <w:keepNext/>
+              <w:jc w:val="start"/>
+            </w:pPr>
+            <w:r>
+              <w:rPr>
+                <w:rFonts w:ascii="Calibri" w:hAnsi="Calibri"/>
+                <w:sz w:val="20"/>
+              </w:rPr>
+              <w:t xml:space="default">&lt;strong&gt;15.0%&lt;/strong&gt; (12.0% - 17.0%)</w:t>
             </w:r>
           </w:p>
         </w:tc>
@@ -565,7 +565,7 @@
                 <w:rFonts w:ascii="Calibri" w:hAnsi="Calibri"/>
                 <w:sz w:val="20"/>
               </w:rPr>
-              <w:t xml:space="default"/>
+              <w:t xml:space="preserve">Photoperiod</w:t>
             </w:r>
           </w:p>
         </w:tc>
@@ -937,7 +937,7 @@
                 <w:rFonts w:ascii="Calibri" w:hAnsi="Calibri"/>
                 <w:sz w:val="20"/>
               </w:rPr>
-              <w:t xml:space="preserve">1–10</w:t>
+              <w:t xml:space="preserve">1-10</w:t>
             </w:r>
             }
           </w:p>
@@ -962,7 +962,7 @@
                 <w:rFonts w:ascii="Calibri" w:hAnsi="Calibri"/>
                 <w:sz w:val="20"/>
               </w:rPr>
-              <w:t xml:space="default">&lt;strong&gt;3h 45m&lt;/strong&gt; ±2h 32m (33m - 16h)</w:t>
+              <w:t xml:space="default">&lt;strong&gt;3h 45m&lt;/strong&gt; ±2h 31m (33m - 16h)</w:t>
             </w:r>
           </w:p>
         </w:tc>
@@ -1402,7 +1402,7 @@
                 <w:rFonts w:ascii="Calibri" w:hAnsi="Calibri"/>
                 <w:sz w:val="20"/>
               </w:rPr>
-              <w:t xml:space="default">&lt;strong&gt;09:09&lt;/strong&gt; ±02:33 (00:07 - 15:01)</w:t>
+              <w:t xml:space="default">&lt;strong&gt;09:09&lt;/strong&gt; ±02:34 (00:07 - 15:01)</w:t>
             </w:r>
           </w:p>
         </w:tc>
@@ -1521,7 +1521,7 @@
                 <w:rFonts w:ascii="Calibri" w:hAnsi="Calibri"/>
                 <w:sz w:val="20"/>
               </w:rPr>
-              <w:t xml:space="default">&lt;strong&gt;13:26&lt;/strong&gt; ±01:41 (08:03 - 17:48)</w:t>
+              <w:t xml:space="default">&lt;strong&gt;13:27&lt;/strong&gt; ±01:41 (08:03 - 17:48)</w:t>
             </w:r>
           </w:p>
         </w:tc>
@@ -1640,7 +1640,7 @@
                 <w:rFonts w:ascii="Calibri" w:hAnsi="Calibri"/>
                 <w:sz w:val="20"/>
               </w:rPr>
-              <w:t xml:space="default">&lt;strong&gt;18:30&lt;/strong&gt; ±02:43 (11:09 - 23:59)</w:t>
+              <w:t xml:space="default">&lt;strong&gt;18:31&lt;/strong&gt; ±02:42 (11:09 - 23:59)</w:t>
             </w:r>
           </w:p>
         </w:tc>
@@ -1759,7 +1759,7 @@
                 <w:rFonts w:ascii="Calibri" w:hAnsi="Calibri"/>
                 <w:sz w:val="20"/>
               </w:rPr>
-              <w:t xml:space="default">&lt;strong&gt;13:49&lt;/strong&gt; ±01:34 (09:32 - 18:59)</w:t>
+              <w:t xml:space="default">&lt;strong&gt;13:50&lt;/strong&gt; ±01:34 (09:32 - 18:59)</w:t>
             </w:r>
           </w:p>
         </w:tc>
@@ -2240,7 +2240,7 @@
                 <w:rFonts w:ascii="Calibri" w:hAnsi="Calibri"/>
                 <w:sz w:val="20"/>
               </w:rPr>
-              <w:t xml:space="default">&lt;strong&gt;0.329&lt;/strong&gt; ±0.101 (0.170 - 0.508)</w:t>
+              <w:t xml:space="default">&lt;strong&gt;0.330&lt;/strong&gt; ±0.100 (0.170 - 0.508)</w:t>
             </w:r>
           </w:p>
         </w:tc>
@@ -2341,7 +2341,7 @@
                 <w:rFonts w:ascii="Calibri" w:hAnsi="Calibri"/>
                 <w:sz w:val="20"/>
               </w:rPr>
-              <w:t xml:space="default">&lt;strong&gt;1.158&lt;/strong&gt; ±0.377 (0.518 - 1.871)</w:t>
+              <w:t xml:space="default">&lt;strong&gt;1.159&lt;/strong&gt; ±0.377 (0.518 - 1.871)</w:t>
             </w:r>
           </w:p>
         </w:tc>
